--- a/example_articles/countries/Cuba/3.countries_Cuba_New_York_Times.docx
+++ b/example_articles/countries/Cuba/3.countries_Cuba_New_York_Times.docx
@@ -27,17 +27,17 @@
     </w:p>
     <w:p>
       <w:r>
-        <w:t>Source File: NYT/39.DOCX</w:t>
+        <w:t>Source file: NYT/39.DOCX</w:t>
       </w:r>
     </w:p>
     <w:p>
       <w:r>
-        <w:t>Raw locations result: ['Cuba']</w:t>
+        <w:t>Raw locations result, 'locations': ['Cuba']</w:t>
       </w:r>
     </w:p>
     <w:p>
       <w:r>
-        <w:t>countries_stand_flat (Standardized): Cuba</w:t>
+        <w:t>Standardized locations result, 'countries_stand_flat': Cuba</w:t>
       </w:r>
     </w:p>
     <w:p>

--- a/example_articles/countries/Cuba/3.countries_Cuba_New_York_Times.docx
+++ b/example_articles/countries/Cuba/3.countries_Cuba_New_York_Times.docx
@@ -7,7 +7,7 @@
         <w:pStyle w:val="Heading1"/>
       </w:pPr>
       <w:r>
-        <w:t>A Family Affair</w:t>
+        <w:t>Rubio Is Hardly a Hero in Cuba. He Likes That.</w:t>
       </w:r>
     </w:p>
     <w:p>
@@ -17,17 +17,17 @@
     </w:p>
     <w:p>
       <w:r>
-        <w:t>Date: 2015-02-22</w:t>
+        <w:t>Date: 2015-07-06</w:t>
       </w:r>
     </w:p>
     <w:p>
       <w:r>
-        <w:t>Section: Section MM; Column 0; Magazine Desk; Pg. 86; EAT</w:t>
+        <w:t>Section: Section A; Column 0; National Desk; Pg. 1</w:t>
       </w:r>
     </w:p>
     <w:p>
       <w:r>
-        <w:t>Source file: NYT/39.DOCX</w:t>
+        <w:t>Source file: NYT/24.DOCX</w:t>
       </w:r>
     </w:p>
     <w:p>
@@ -49,156 +49,78 @@
     </w:p>
     <w:p>
       <w:r>
-        <w:t>Gianni Piscitelli, a home cook I met on a recent trip to Naples, grew up cooking with his grandmother, Maria d'Orsi, and later with his father, Attilio, in Montesanto, a residential neighborhood of the city. His grandparents were smart: They bought a sprawling place high on a hill with a view of the sea in 1933, when the area was still countryside -- a home where the extended family could all live and cook together. What this family has always cooked is the food of Naples. Which is not what I thought it was.</w:t>
+        <w:t>CABAIGUÁN, Cuba --  In the lush countryside and teeming city neighborhoods where Senator Marco Rubio's family cut sugar cane, toiled in tobacco mills and scraped by to make a better life for their children, the first Cuban-American to have a plausible chance to become president of the United States is the island's least favorite son.</w:t>
         <w:br/>
-        <w:t xml:space="preserve">If you grew up in Lower Manhattan when I did, 50 years ago, you might have thought you knew the food of southern Italy: Pizza, meat ragu, lasagna, stuffed shells and seafood ''fra diavolo.'' </w:t>
+        <w:t xml:space="preserve">''If Marco Rubio becomes president, we're done for,'' said Héctor Montiel, 66, offering a vigorous thumbs-down as he sat on the Havana street where Mr. Rubio's father grew up. ''He's against Cuba in every possible way. Hillary Clinton understands much more the case of Cuba. Rubio and these Republicans, they are still stuck in 1959.'' </w:t>
         <w:br/>
-        <w:t xml:space="preserve">  Italians, almost all from Naples, Sicily and other points south, populated a great deal of territory below 14th Street, and my world was one of Jews who embraced that cooking and recognized it as superior to anything we could generate. We ate those red-sauce dishes all the time, as well as overly sweet and heavy desserts like cannoli and sfogliatelle that we bought on Grand Street, in Little Italy.</w:t>
+        <w:t xml:space="preserve">  Resistance to Fidel Castro's Communist government has served as the foundation of Mr. Rubio's personal and political identity. A Florida Republican who has been identified in the state-controlled newspaper here as a ''representative in the Senate of the Cuban-American terrorist mafia,'' he has argued for years that normalized relations with the United States would only strengthen an oppressive Cuban government that impoverishes its people, limits access to information and violates human rights.</w:t>
         <w:br/>
-        <w:t xml:space="preserve">  But the cuisine of Naples is much more sophisticated than the southern Italian food of my youth. To many Neapolitans, their quintessential hometown dish is La Genovese, an onion-and-beef pasta sauce akin to French onion soup. (''Genovese'' would imply that the dish is from Genoa, but in fact no one seems to know the relationship between the sauce and the city.) There's also polpettone, an unusual vegetable-stuffed meatloaf you don't see elsewhere. These are the dishes that you find on the menus of the working-class restaurants that dominate Naples.</w:t>
+        <w:t xml:space="preserve">  That did not change in the months leading up to Wednesday's announcement that the United States and Cuba will reopen embassies in each other's capitals, a critical step in ending a devastating half-century embargo. Signs on the road here read ''Blockade: The Worst Genocide in History,'' punctuated with a noose.</w:t>
         <w:br/>
-        <w:t xml:space="preserve">  For reasons I don't understand, they don't seem to appear on menus in the United States, and that certainly isn't because they're difficult. A Genovese is two parts onions to one part beef and requires little else except time. You cook the onions for a while, then use their liquid and later some wine to cook the beef until it falls apart. With the addition of some Parmesan, it becomes a sauce for pasta. It doesn't sound like much, but it's heaven.</w:t>
+        <w:t xml:space="preserve">  As Mr. Rubio has intensified his opposition, Cubans have begun to view him as the most prominent of American hangmen.</w:t>
         <w:br/>
-        <w:t xml:space="preserve">  Gianni Piscitelli is a friend of a friend, and when I visited him in Italy in September, I asked him to cook the ''real'' Genovese for me. He agreed, with the stipulation that I try ''a couple of other things.''</w:t>
+        <w:t xml:space="preserve">  ''He wants to kill us!'' Alain Marcelo, 46, said as he sat on a porch next to a grazing horse and a shack scrawled with yellow ''Viva Fidel y Raúl'' graffiti in Jicotea, the no-streetlight town where Mr. Rubio's great-grandparents arrived from Spain to farm sugar cane in the late 19th century. ''He's our enemy!''</w:t>
         <w:br/>
-        <w:t xml:space="preserve">  And so it happened that on a brilliant fall day I met Gianni, his sister Silvana, who has a separate residence in the house, and her daughter Francesca, a budding chef at only 20, and in fact the person who produced this particular Genovese, which was the best of the three I ate during my trip. (She claims it's because she boils the onions first.)</w:t>
+        <w:t xml:space="preserve">  The object of these attacks said it was ''sad'' that the Cuban government had created the impression that he wanted ''to starve the Cuban people.'' But for Mr. Rubio, the demonizing is only proof of the ''information blockade that the people in Cuba are facing'' and further justification for his opposition to President Obama's opening to the government of Raúl Castro.</w:t>
         <w:br/>
-        <w:t xml:space="preserve">  Gianni does most of the cooking for the Piscitelli family, and he does it with good humor and supreme generosity. Over the years, he has made minor changes to the recipes he learned as a boy, but these are the same dishes he has been making all his life.</w:t>
+        <w:t xml:space="preserve">  ''I'm glad they see us as a threat,'' Mr. Rubio said in an interview. ''They should.''</w:t>
         <w:br/>
-        <w:t xml:space="preserve">  He had invited me for lunch, and I brought a friend, but we were presented with enough food for the five of us to eat three meals. Maybe even four. There was so much food that it was impossible to eat a proper portion of La Genovese, not when there was a baked spaghetti called scammaro, which is an eggless frittata-like cake held together by the pasta's starch and studded with capers, olives, parsley, a little diced zucchini and bread crumbs. It was instantly addictive. (When I expressed surprise that there were no anchovies, Gianni said: ''There should be. But too many people don't like them.'')</w:t>
+        <w:t xml:space="preserve">  He added that it made sense that the Castro government was closely following a presidential candidate whose election would not, to put it mildly, be welcomed. ''If that's the line the Cuban government has taken against me and is trying to indoctrinate their people in that way, it shows that we're on to something,'' he said.</w:t>
         <w:br/>
-        <w:t xml:space="preserve">  There was also an almost-too-rich-to-take crostata di tagliolini, with provola (smoked fior di latte), peas, ham, béchamel and Parmesan, and the most beautiful rice frittata imaginable.</w:t>
+        <w:t xml:space="preserve">  Cuban government officials claim disinterest when asked about American presidential candidates, but Mr. Rubio clearly strikes a nerve, prompting eye rolling, dramatic rocking-chair rocking and unkind comments.</w:t>
         <w:br/>
-        <w:t xml:space="preserve">  But the two dishes from the meal that I still dream about, aside from La Genovese, of course, were the polpettone (which included eggplant, Gianni's innovation) and a dessert called migliaccio, a cake of semolina flour that made me rethink Neapolitan pastry. It's a ricotta cheesecake, but that term is misleading, because it isn't a dense pile of cheese. Rather, it's tartlike: light, tender, moist and smacking of lemon. (Gianni served it with a simple raspberry sauce, though I don't think that's necessary.) It is a recipe from Gianni's grandmother, and thankfully no one has tinkered with it.</w:t>
+        <w:t xml:space="preserve">  By contrast, Senator Ted Cruz of Texas, the other Cuban-American Republican running for president, hardly registers.</w:t>
         <w:br/>
-        <w:t xml:space="preserve">  I'm not claiming that I now understand Neapolitan food after that lunch; it has too much depth and complexity for that. But I will say that in the course of a meal that represented that cuisine better than any I've ever had, there wasn't a splash of red sauce in sight.</w:t>
+        <w:t xml:space="preserve">  ''Never heard of him,'' said Yadira Suarez, 34, in one typical response as she stood in the city of Matanzas, where Mr. Cruz's father was born and raised.</w:t>
         <w:br/>
-        <w:t xml:space="preserve">  Recipes: Pasta alla Genovese | Polpettone Stuffed With Eggplant And Provolone | Migliaccio (Lemon-Ricotta Cake) | Raspberry Sauce</w:t>
+        <w:t xml:space="preserve">  And for all of Jeb Bush's closeness to the Cuban-American community of Florida, people here think he is either his father or his brother, caricatured in the Museum of the Revolution as Caesar and a Nazi storm trooper holding a book upside down.</w:t>
         <w:br/>
-        <w:t xml:space="preserve">  Recipe: Pasta alla Genovese </w:t>
+        <w:t xml:space="preserve">  Mr. Rubio has never been to Cuba, but it has loomed large in his personal and professional life, sometimes exaggeratedly so. As he ascended in Florida politics, he often told audiences that he was the ''son of exiles,'' who left an island governed by a ''thug'' in Fidel Castro. But in 2011, The Washington Post reported that the senator's parents and grandfather had arrived in the United States in 1956, before Mr. Castro's revolution seized power in 1959, and had returned in the following months only for visits. The revelation has done little to diminish Mr. Rubio's stature as his party's leading voice on Cuba.</w:t>
         <w:br/>
-        <w:t xml:space="preserve">  To many Neapolitans, the beef sauce La Genovese is at the heart of the city's cooking. Yet it's little more than onions (lots of them) and beef, simmered until both fall apart.</w:t>
+        <w:t xml:space="preserve">  With the exception of some second cousins here who tried to reach out in a brief moment when they had access to Facebook, his understanding about his family's life has come mostly from his mother, now 85. Mr. Rubio, 44, said the island had been a place that ''exists in your imagination.'' But he hopes to visit when Cuba is truly free and imagines ''a lot of places that are still there and that look not much different than when my parents lived there.''</w:t>
         <w:br/>
-        <w:t xml:space="preserve">  4 1/4 pounds red onions</w:t>
+        <w:t xml:space="preserve">  The first of those places is Jicotea, where his great-grandparents first settled to farm sugar cane along with their 17 children and where teenagers still cut slabs of meat with machetes for workers returning from the fields.</w:t>
         <w:br/>
-        <w:t xml:space="preserve">  1/3 cup extra-virgin olive oil</w:t>
+        <w:t xml:space="preserve">  About 160 miles east of Havana on a road where horse-drawn carriages outfitted with tractor wheels inch past walls covered with Raúl Castro slogans (''Orden, Disciplina y Exigencia''), Jicotea is, according to Mr. Rubio, ''not even a town.''</w:t>
         <w:br/>
-        <w:t xml:space="preserve">  2 carrots, peeled and roughly chopped</w:t>
+        <w:t xml:space="preserve">  His grandfather Pedro Víctor García, who was stricken at a young age with polio and so turned to his studies, left Jicotea's fields for a career in the railroad business, which took him farther east to Cabaiguán. Here, he met his wife and raised a family that included Mr. Rubio's mother, Oriales Garcia.</w:t>
         <w:br/>
-        <w:t xml:space="preserve">  1 celery rib, trimmed and roughly chopped</w:t>
+        <w:t xml:space="preserve">  A few streets away from Cabaiguán's leafy promenade, a donkey pulled a wagon of preschoolers past the tobacco mill where Mr. Rubio's grandfather, further hobbled by a bus accident and let go by his railroad company, read newspapers and novels to entertain cigar rollers, becoming the ''skillful storyteller'' who became the skillful politician's hero.</w:t>
         <w:br/>
-        <w:t xml:space="preserve">  1/4 pound bacon or pancetta, chopped</w:t>
+        <w:t xml:space="preserve">  José Lopez Diaz, 81, who lives across the street from the splintered mill, remembered Mr. Garcia reading to workers. Mr. Diaz scratched a sunken chest with hands liver-spotted to the color of tobacco leaves and expressed astonishment at the ''storybook'' quality of the possibility that a grandson of a fellow millworker could become president of the United States.</w:t>
         <w:br/>
-        <w:t xml:space="preserve">  2 1/4 pounds beef chuck, cut into 2-inch cubes</w:t>
+        <w:t xml:space="preserve">  The problem, interjected his son, José Filipe Lopez Oramas, 53, was that the storybook had an unhappy ending because Mr. Rubio opposed the lifting of an embargo that had made their lives miserable.</w:t>
         <w:br/>
-        <w:t xml:space="preserve">  Salt and freshly ground black pepper</w:t>
+        <w:t xml:space="preserve">  In 1940, Mr. Rubio's grandparents left Cabaiguán, taking his mother and other siblings to join some of her older sisters in Havana. The family moved into a housing project, and Mr. Rubio's mother eventually found a job as a cashier at a low-cost wholesaler known as Casa de los Tres Kilos.</w:t>
         <w:br/>
-        <w:t xml:space="preserve">  1/4 cup dry white wine, plus more if desired</w:t>
+        <w:t xml:space="preserve">  The store is still there, though with a different name. Around the corner, in the back of a ramshackle building with potted malanga plants, Antonio Freijo, 95, recalled his crush on the checkout girl (''very elegant, chestnut hair''). He was astonished to learn that the girl he remembers could become the mother of an American president.</w:t>
         <w:br/>
-        <w:t xml:space="preserve">  1 pound dried pasta, like ziti, tortiglioni or rigatoni</w:t>
+        <w:t xml:space="preserve">  ''If not the president,'' he said, ''at least a mayor!''</w:t>
         <w:br/>
-        <w:t xml:space="preserve">  Finely grated Parmesan cheese</w:t>
+        <w:t xml:space="preserve">  Mr. Rubio's mother met her husband, Mario Rubio, in the shop. He was the store's security guard. Poor and sleeping in the adjacent warehouse, the father of the future senator grew up on Tenerife Street in the working-class Havana neighborhood of Cerro, where his parents made a living delivering food to the workers in a nearby tobacco factory.</w:t>
         <w:br/>
-        <w:t xml:space="preserve">  1. Bring a large pot of water to a boil. Place the onions in the boiling water, and cook, covered, 15 minutes. Drain the onions, and let cool a bit, then slice very thinly.</w:t>
+        <w:t xml:space="preserve">  Today, the factory is an abandoned shell except for a few families squatting in the attic. The street is filled with fruit vendors, Santeria worshipers dressed in white and children playing under run-down pastel buildings and a canopy of telephone wires. The street's oldest inhabitants vaguely remember a Rubio family that once lived there. Others just had opinions about its scion.</w:t>
         <w:br/>
-        <w:t xml:space="preserve">  2. Heat half the oil in a large heavy pot over medium-high heat; stir in the carrots, celery and bacon, and cook for 4 minutes. Add the beef, then cover with the onions. Pour the remaining oil over the onions, then sprinkle with 1 1/2 teaspoons salt and 3/4 teaspoon pepper. Cover, bring to a simmer and cook gently until the beef is tender, about 2 hours; the onions will release a good deal of liquid.</w:t>
+        <w:t xml:space="preserve">  ''With where we are at right now in the diplomatic discussions,'' Mr. Montiel, who lives on Tenerife Street, said, ''Rubio is the one who is living in the last century.''</w:t>
         <w:br/>
-        <w:t xml:space="preserve">  3. Uncover the pot and bring to a boil. Cook, stirring more frequently as the liquid reduces and lowering the heat as necessary to prevent scorching, until the meat has fallen apart and the sauce is creamy, about 45 minutes. Stir in the wine and taste, adding more wine if desired. Reduce the heat to low, and continue to cook, stirring frequently, until the sauce is glossy and quite thick, about 15 minutes more.</w:t>
+        <w:t xml:space="preserve">  Mr. Rubio said that he believed that many people in Cuba were scared to utter anything other than the party line, and that such anger was to be expected in a country dominated by government-controlled media.</w:t>
         <w:br/>
-        <w:t xml:space="preserve">  4. Cook the pasta in a large pot of boiling salted water until al dente, then drain and toss with the sauce. Stir in Parmesan to taste, then serve.</w:t>
+        <w:t xml:space="preserve">  ''They don't have any access to alternative methods of communication; they don't get my press releases,'' he said. ''It's not a coincidence that every single person has the same opinion?''</w:t>
         <w:br/>
-        <w:t xml:space="preserve">  Yield: 6 to 8 servings</w:t>
+        <w:t xml:space="preserve">  The uniformity of opinion that Mr. Rubio accurately describes may owe something to Granma, an eight-page state-controlled tabloid that is the country's leading paper. Mr. Montiel, for instance, gestured at the newspaper spread open on his lap and said, ''I'm informed.'' He then pointed to an article linking the C.I.A. to a notorious Cuban-American extremist suspected of blowing up a Cuban airplane filled with passengers in 1976. ''Bad, bad, bad,'' he said.</w:t>
         <w:br/>
-        <w:t xml:space="preserve">  Recipe: Polpettone Stuffed With Eggplant And Provolone </w:t>
+        <w:t xml:space="preserve">  Granma is named after the small yacht that Fidel Castro and other revolutionaries took back to Cuba in 1956, the same year that Mr. Rubio's family left for the United States. The boat itself was named in honor of someone's grandma. </w:t>
         <w:br/>
-        <w:t xml:space="preserve">  Polpettone might be thought of as meatloaf, but the vegetable stuffing transforms it into something much juicier and more complex.</w:t>
+        <w:t xml:space="preserve">  A wall-size mural of the ship floating upon jungle treetops adorns the paper's lobby near Revolutionary Square in Havana.</w:t>
         <w:br/>
-        <w:t xml:space="preserve">  2 1/4 pounds eggplant, unpeeled</w:t>
+        <w:t xml:space="preserve">  Upstairs, Delfín Xiques, who runs the paper's archives, showed off prized photo negatives of Che Guevara and a wall of wooden card catalogs containing all their photo negatives. Asked if there was a file for Mr. Rubio, Mr. Xiques shook his head. He said the paper was only now beginning to pay attention to him, though not too much attention.</w:t>
         <w:br/>
-        <w:t xml:space="preserve">  1/2 cup plus 2 tablespoons extra-virgin olive oil, plus more for brushing</w:t>
+        <w:t xml:space="preserve">  ''We don't like to cover him a lot,'' said Mr. Xiques, suggesting it did not make much sense to print the ''propaganda'' of the anti-Castro senator. ''It's his own stupidity we would be publishing.''</w:t>
         <w:br/>
-        <w:t xml:space="preserve">  3 whole garlic cloves</w:t>
-        <w:br/>
-        <w:t xml:space="preserve">  5 small ripe tomatoes or 5 whole canned tomatoes</w:t>
-        <w:br/>
-        <w:t xml:space="preserve">  Salt and freshly ground black pepper</w:t>
-        <w:br/>
-        <w:t xml:space="preserve">  1/2 cup chopped fresh basil</w:t>
-        <w:br/>
-        <w:t xml:space="preserve">  10 ounces bread, crusts removed</w:t>
-        <w:br/>
-        <w:t xml:space="preserve">  About 1 cup whole milk</w:t>
-        <w:br/>
-        <w:t xml:space="preserve">  3 1/2 ounces (3 cups) grated Parmesan</w:t>
-        <w:br/>
-        <w:t xml:space="preserve">  2 large eggs</w:t>
-        <w:br/>
-        <w:t xml:space="preserve">  14 ounces ground veal</w:t>
-        <w:br/>
-        <w:t xml:space="preserve">  10 ounces ground pork</w:t>
-        <w:br/>
-        <w:t xml:space="preserve">  7 ounces smoked provolone, grated</w:t>
-        <w:br/>
-        <w:t xml:space="preserve">  1. Preheat the oven to 350. Oil a 10-inch-long roasting pan, and line with parchment.</w:t>
-        <w:br/>
-        <w:t xml:space="preserve">  2. Cut the eggplant into small pieces. Heat a large heavy skillet over medium-high heat until hot. Stir in 1/4 cup of the oil, then add half the eggplant and cook, stirring occasionally, until browned, 5 to 6 minutes. Transfer the eggplant to a paper-towel-lined platter, and cook the remaining eggplant with 1/4 cup of the oil; transfer to the platter.</w:t>
-        <w:br/>
-        <w:t xml:space="preserve">  3. Add the remaining 2 tablespoons of oil to the skillet along with the garlic cloves and cook, stirring occasionally, until golden, about 4 minutes. Chop the tomatoes, and add to the skillet with a large pinch of salt and some pepper, and cook until their juices have evaporated, about 3 minutes. Stir in the basil and reserved eggplant, then remove the skillet from the heat. Discard the garlic, and season with salt to taste.</w:t>
-        <w:br/>
-        <w:t xml:space="preserve">  4. Tear the bread into pieces and place in a bowl, then cover with the milk and let stand for 5 minutes. Squeeze the bread, and discard any excess milk; whisk in the Parmesan and eggs with the bread, along with a pinch of salt and pepper. Add the meats, combining well with your hands.</w:t>
-        <w:br/>
-        <w:t xml:space="preserve">  5. Place a piece of parchment paper on a work surface. Using your hands, pat the meat mixture into a 10-by-8-inch rectangle (about 3/4 inch thick). Spread the eggplant sauce over top, leaving a 1-inch border, then sprinkle the provolone evenly over the sauce. Using the parchment as a guide, roll the meat around the filling, pinching the ends to seal and form a loaf. (If there is excess meat, cook and eat it separately.) Carefully transfer to the roasting pan.</w:t>
-        <w:br/>
-        <w:t xml:space="preserve">  6. Brush the meatloaf with some oil, then bake until cooked through, about 45 minutes.</w:t>
-        <w:br/>
-        <w:t xml:space="preserve">  Yield: 8 servings</w:t>
-        <w:br/>
-        <w:t xml:space="preserve">  Recipe: Migliaccio (Lemon-Ricotta Cake) </w:t>
-        <w:br/>
-        <w:t xml:space="preserve">  Migliaccio, often served at Carnival, is a lemon-ricotta cheesecake with a difference: a base of semolina flour, which makes it lighter than your typical cheesecake.</w:t>
-        <w:br/>
-        <w:t xml:space="preserve">  3 tablespoons unsalted butter</w:t>
-        <w:br/>
-        <w:t xml:space="preserve">  1 quart whole milk</w:t>
-        <w:br/>
-        <w:t xml:space="preserve">  1 3/4 cups semolina flour</w:t>
-        <w:br/>
-        <w:t xml:space="preserve">  1/2 teaspoon kosher salt</w:t>
-        <w:br/>
-        <w:t xml:space="preserve">  1 3/4 cups sugar</w:t>
-        <w:br/>
-        <w:t xml:space="preserve">  1 large or 2 small lemons</w:t>
-        <w:br/>
-        <w:t xml:space="preserve">  4 large eggs</w:t>
-        <w:br/>
-        <w:t xml:space="preserve">  1 pound (2 cups) fresh ricotta cheese, strained</w:t>
-        <w:br/>
-        <w:t xml:space="preserve">  Confectioners' sugar for sprinkling</w:t>
-        <w:br/>
-        <w:t xml:space="preserve">  Raspberry sauce (see recipe)</w:t>
-        <w:br/>
-        <w:t xml:space="preserve">  1. Preheat the oven to 325. Butter an 11-inch round cake pan.</w:t>
-        <w:br/>
-        <w:t xml:space="preserve">  2. Heat the milk in a medium saucepan over medium heat until simmering, then whisk in the semolina and salt. Boil, stirring constantly, for 2 minutes. Remove the saucepan from the heat, and stir in the sugar and butter until combined. Transfer the batter to a bowl to cool it down to warm, stirring frequently to prevent a skin from forming.</w:t>
-        <w:br/>
-        <w:t xml:space="preserve">  3. Zest the lemons, using only the yellow part, and stir into the batter. Beat in the eggs, one at a time, until combined. Beat in the ricotta.</w:t>
-        <w:br/>
-        <w:t xml:space="preserve">  4. Pour the batter into the pan, and bake until set and golden in places, about 1 hour. Transfer the pan to a rack to cool, and sprinkle with confectioners' sugar while still hot. Once the cake has cooled, sprinkle with confectioners' sugar once more, then serve.</w:t>
-        <w:br/>
-        <w:t xml:space="preserve">  Yield: 12 servings</w:t>
-        <w:br/>
-        <w:t xml:space="preserve">  Recipe: Raspberry Sauce </w:t>
-        <w:br/>
-        <w:t xml:space="preserve">  1 cup raspberry jam</w:t>
-        <w:br/>
-        <w:t xml:space="preserve">  2 tablespoons fresh lemon juice</w:t>
-        <w:br/>
-        <w:t xml:space="preserve">  1. Heat the jam and juice together in a small heavy saucepan until melted and combined. Strain the sauce, discarding any seeds if desired, then serve with migliaccio.</w:t>
-        <w:br/>
-        <w:t xml:space="preserve">  Yield: About 1 cup</w:t>
+        <w:t xml:space="preserve">  Follow The New York Times Politics and Washington on Facebook and Twitter, and sign up for the First Draft politics newsletter.</w:t>
         <w:br/>
         <w:br/>
-        <w:t>http://www.nytimes.com/2015/02/22/magazine/a-family-affair.html</w:t>
+        <w:t>http://www.nytimes.com/2015/07/06/us/politics/little-affinity-for-marco-rubio-in-cuba-despite-family-roots.html</w:t>
         <w:br/>
         <w:br/>
         <w:t>Graphic</w:t>
@@ -206,15 +128,9 @@
         <w:br/>
         <w:t xml:space="preserve"> </w:t>
         <w:br/>
-        <w:t>PHOTOS: PHOTO (PHOTOGRAPH BY GRANT CORNETT</w:t>
+        <w:t>PHOTOS: Top, Tenerife Street in the working-class Havana neighborhood of Cerro, where Senator Marco Rubio's father, Mario, grew up. Left, Mario and Oriales Rubio, center, on their wedding day in Havana in 1949, in a photograph provided by Senator Rubio. Right, Marco Rubio was joined by his parents and other family members when he signed documents to become a Senate candidate in 2010. (PHOTOGRAPHS BY LISETTE POOLE FOR THE NEW YORK TIMES</w:t>
         <w:br/>
-        <w:t>FOOD STYLIST MAGGIE RUGGIERO. PROP STYLIST: THEO VAMVOUNAKIS) (MM86)</w:t>
-        <w:br/>
-        <w:t>Polpettone (meatloaf) stuffed with eggplant and provolone.</w:t>
-        <w:br/>
-        <w:t>Pasta alla Genovese. (MM88)</w:t>
-        <w:br/>
-        <w:t xml:space="preserve"> Migliaccio, a lemonricotta  cake, with  raspberry sauce. (PHOTOGRAPHS BY GRANT CORNETT FOR THE NEW YORK TIMES) (MM90)</w:t>
+        <w:t xml:space="preserve"> JOE RAEDLE/GETTY IMAGES) (A12)</w:t>
       </w:r>
     </w:p>
     <w:sectPr>

--- a/example_articles/countries/Cuba/3.countries_Cuba_New_York_Times.docx
+++ b/example_articles/countries/Cuba/3.countries_Cuba_New_York_Times.docx
@@ -7,7 +7,7 @@
         <w:pStyle w:val="Heading1"/>
       </w:pPr>
       <w:r>
-        <w:t>Rubio Is Hardly a Hero in Cuba. He Likes That.</w:t>
+        <w:t>A Future to Wince At - Correction Appended</w:t>
       </w:r>
     </w:p>
     <w:p>
@@ -17,17 +17,17 @@
     </w:p>
     <w:p>
       <w:r>
-        <w:t>Date: 2015-07-06</w:t>
+        <w:t>Date: 2008-02-24</w:t>
       </w:r>
     </w:p>
     <w:p>
       <w:r>
-        <w:t>Section: Section A; Column 0; National Desk; Pg. 1</w:t>
+        <w:t>Section: Section WK; Column 0; Week in Review Desk; Pg. 1; ADIoS</w:t>
       </w:r>
     </w:p>
     <w:p>
       <w:r>
-        <w:t>Source file: NYT/24.DOCX</w:t>
+        <w:t>Source file: NYT/49.DOCX</w:t>
       </w:r>
     </w:p>
     <w:p>
@@ -49,78 +49,82 @@
     </w:p>
     <w:p>
       <w:r>
-        <w:t>CABAIGUÁN, Cuba --  In the lush countryside and teeming city neighborhoods where Senator Marco Rubio's family cut sugar cane, toiled in tobacco mills and scraped by to make a better life for their children, the first Cuban-American to have a plausible chance to become president of the United States is the island's least favorite son.</w:t>
+        <w:t xml:space="preserve">A SIMPLE rule that correspondents follow is, ''The bigger the news, the smaller the story.'' In other words, to bring home the impact of a monumental event, tell how it touches ordinary people. In the last few days, on a trip to Cuba that was in every way supposed to be about the lives of ordinary people -- my own family -- the big news story found me. </w:t>
         <w:br/>
-        <w:t xml:space="preserve">''If Marco Rubio becomes president, we're done for,'' said Héctor Montiel, 66, offering a vigorous thumbs-down as he sat on the Havana street where Mr. Rubio's father grew up. ''He's against Cuba in every possible way. Hillary Clinton understands much more the case of Cuba. Rubio and these Republicans, they are still stuck in 1959.'' </w:t>
+        <w:t xml:space="preserve">  The visit started as a reunion in Cuba of two sides of our family whom international politics had kept divided for decades.</w:t>
         <w:br/>
-        <w:t xml:space="preserve">  Resistance to Fidel Castro's Communist government has served as the foundation of Mr. Rubio's personal and political identity. A Florida Republican who has been identified in the state-controlled newspaper here as a ''representative in the Senate of the Cuban-American terrorist mafia,'' he has argued for years that normalized relations with the United States would only strengthen an oppressive Cuban government that impoverishes its people, limits access to information and violates human rights.</w:t>
+        <w:t xml:space="preserve">  My wife, Miriam, left behind much of her family when her grandmother whisked her out of Cuba in 1962. She and I had visited over the years, but she always was afraid to bring our three children, fearing they might somehow be snatched from her. But now that they are adults, she wanted them to know the grandmother they had never kissed, and the tragic homeland they had only seen in photos. </w:t>
         <w:br/>
-        <w:t xml:space="preserve">  That did not change in the months leading up to Wednesday's announcement that the United States and Cuba will reopen embassies in each other's capitals, a critical step in ending a devastating half-century embargo. Signs on the road here read ''Blockade: The Worst Genocide in History,'' punctuated with a noose.</w:t>
+        <w:t xml:space="preserve">  We arrived not at the fine new airport in Havana I've used many times as a correspondent, but at a smaller, more crowded one that Cuba uses for these family visits, as if to rebuke exiles for having left. </w:t>
         <w:br/>
-        <w:t xml:space="preserve">  As Mr. Rubio has intensified his opposition, Cubans have begun to view him as the most prominent of American hangmen.</w:t>
+        <w:t xml:space="preserve">  Our reunion was delayed, however, by the surprise announcement last Tuesday that Fidel Castro -- whose revolution had torn the family apart -- was too ill to return to power. Suddenly, I was at work. </w:t>
         <w:br/>
-        <w:t xml:space="preserve">  ''He wants to kill us!'' Alain Marcelo, 46, said as he sat on a porch next to a grazing horse and a shack scrawled with yellow ''Viva Fidel y Raúl'' graffiti in Jicotea, the no-streetlight town where Mr. Rubio's great-grandparents arrived from Spain to farm sugar cane in the late 19th century. ''He's our enemy!''</w:t>
+        <w:t xml:space="preserve">  When the Cuban National Assembly meets today to pick a president and commander in chief, it won't be Fidel Castro. But nobody can be sure whether his vow to step aside offers a distant hope of mending the breach between Cuba and the United States, or is just a reminder of how difficult that would be. </w:t>
         <w:br/>
-        <w:t xml:space="preserve">  The object of these attacks said it was ''sad'' that the Cuban government had created the impression that he wanted ''to starve the Cuban people.'' But for Mr. Rubio, the demonizing is only proof of the ''information blockade that the people in Cuba are facing'' and further justification for his opposition to President Obama's opening to the government of Raúl Castro.</w:t>
+        <w:t xml:space="preserve">  Still, what most surprised us was how little Cubans clamored for drastic change. Dictator or hero, Mr. Castro's grip on power was ending, and no one seemed to care. Miriam was disappointed that the streets of Matanzas, Havana, San Agustin and Guanabacoa, the working class city across Havana Bay where she grew up, were tranquil, as if nothing at all had happened. </w:t>
         <w:br/>
-        <w:t xml:space="preserve">  ''I'm glad they see us as a threat,'' Mr. Rubio said in an interview. ''They should.''</w:t>
+        <w:t xml:space="preserve">  Of course we understood that things are not always as they seem, and that became clear when the maid in our 133-year-old hotel came to mop up the mess caused by a leaking pipe. Hearing the lilt of Miriam's Spanish put her at ease. After chatting for a few minutes, she poked her head into the hallway to check for supervisors and shut the door. Only then did she speak from the heart. </w:t>
         <w:br/>
-        <w:t xml:space="preserve">  He added that it made sense that the Castro government was closely following a presidential candidate whose election would not, to put it mildly, be welcomed. ''If that's the line the Cuban government has taken against me and is trying to indoctrinate their people in that way, it shows that we're on to something,'' he said.</w:t>
+        <w:t xml:space="preserve">  ''Nobody says it, but everybody knows that someone new could be worse than what we have now,'' she whispered. It was the kind of declaration I've learned to trust because it stems from neither fear nor a desire to curry favor. </w:t>
         <w:br/>
-        <w:t xml:space="preserve">  Cuban government officials claim disinterest when asked about American presidential candidates, but Mr. Rubio clearly strikes a nerve, prompting eye rolling, dramatic rocking-chair rocking and unkind comments.</w:t>
+        <w:t xml:space="preserve">  Despite having plenty of motivation to demand change -- the frequent shortages, the decrepit housing, the cruelty of having one currency for tourists and another with far less buying power for Cubans -- she said she feared change more than she feared the status quo. Then she checked the hallway again.</w:t>
         <w:br/>
-        <w:t xml:space="preserve">  By contrast, Senator Ted Cruz of Texas, the other Cuban-American Republican running for president, hardly registers.</w:t>
+        <w:t xml:space="preserve">  Such skittishness might seem odd to Americans. After all, change seems to be on the lips of every candidate back home. </w:t>
         <w:br/>
-        <w:t xml:space="preserve">  ''Never heard of him,'' said Yadira Suarez, 34, in one typical response as she stood in the city of Matanzas, where Mr. Cruz's father was born and raised.</w:t>
+        <w:t xml:space="preserve">  But just as Americans are debating what change means, and how to accomplish it, Cubans see change in many different ways. After Fidel's announcement, the Communist Party newspapers and state-controlled television mockingly dismissed foreign news reports that change was suddenly in the air over Cuba. ''They talk about a coming epoch of change, as if the revolution hasn't been an epoch of change from the beginning,'' Lazaro Barredo Medina, editor in chief of the party daily Granma, said in one broadcast. </w:t>
         <w:br/>
-        <w:t xml:space="preserve">  And for all of Jeb Bush's closeness to the Cuban-American community of Florida, people here think he is either his father or his brother, caricatured in the Museum of the Revolution as Caesar and a Nazi storm trooper holding a book upside down.</w:t>
+        <w:t xml:space="preserve">  Truth is, things have changed since my first trip to Cuba in 1978. The heavy presence of the Soviet Union then is a faint shadow now, reflected in blue-eyed Cubans named Yuri. There seem to be more new cars on the roads, more fast food on the street, and more buildings undergoing repair. There even seem to be more buses and fewer people waiting for them since Fidel's younger brother and temporary replacement, Raul, publicly demanded that something be done about the pitiful mass transit system when I was here just a year ago. </w:t>
         <w:br/>
-        <w:t xml:space="preserve">  Mr. Rubio has never been to Cuba, but it has loomed large in his personal and professional life, sometimes exaggeratedly so. As he ascended in Florida politics, he often told audiences that he was the ''son of exiles,'' who left an island governed by a ''thug'' in Fidel Castro. But in 2011, The Washington Post reported that the senator's parents and grandfather had arrived in the United States in 1956, before Mr. Castro's revolution seized power in 1959, and had returned in the following months only for visits. The revelation has done little to diminish Mr. Rubio's stature as his party's leading voice on Cuba.</w:t>
+        <w:t xml:space="preserve">  But much has not changed, or has gotten worse. More families live two or three generations in the same cramped apartments. Detention, interrogation and other troubles still descend on people who dissent in ways as small as wearing a plastic wrist band embossed with the word ''cambio,'' which means change. The press is still controlled,  and disloyalty to the Communist Party still raises the suspicion of neighbors that can lead to the loss of a job or a house.   Dissidents remain enemies of the state.</w:t>
         <w:br/>
-        <w:t xml:space="preserve">  With the exception of some second cousins here who tried to reach out in a brief moment when they had access to Facebook, his understanding about his family's life has come mostly from his mother, now 85. Mr. Rubio, 44, said the island had been a place that ''exists in your imagination.'' But he hopes to visit when Cuba is truly free and imagines ''a lot of places that are still there and that look not much different than when my parents lived there.''</w:t>
+        <w:t xml:space="preserve">  Still, many people we met shared a fear expressed by Miguel, a 62-year-old retired army lieutenant colonel who lives in Altamar, just outside Havana. He drives a 1958 Dodge with bad brakes and a top speed of about 37, which is the number of years he has owned it. He said he worried about only one thing after Mr. Castro: what he called the Americanization of Cuba.</w:t>
         <w:br/>
-        <w:t xml:space="preserve">  The first of those places is Jicotea, where his great-grandparents first settled to farm sugar cane along with their 17 children and where teenagers still cut slabs of meat with machetes for workers returning from the fields.</w:t>
+        <w:t xml:space="preserve">  By that he meant a savage capitalism that might take away from Cubans the best houses, the best land, the best factories. In short, if a transition means that the little they have managed to acquire might be taken away, he'd rather not change. </w:t>
         <w:br/>
-        <w:t xml:space="preserve">  About 160 miles east of Havana on a road where horse-drawn carriages outfitted with tractor wheels inch past walls covered with Raúl Castro slogans (''Orden, Disciplina y Exigencia''), Jicotea is, according to Mr. Rubio, ''not even a town.''</w:t>
+        <w:t xml:space="preserve">  Cuba is not a country where change has ever come easily; when it has come, injustice and violence often were its companions. Cubans know that what the Cuban-American analyst Marifeli Perez-Stable of the Inter-American Dialogue calls Cuba's ''long century'' -- the turbulent period that began with the wars of independence from Spain in the mid-19th century and continues today -- has brought little peace. </w:t>
         <w:br/>
-        <w:t xml:space="preserve">  His grandfather Pedro Víctor García, who was stricken at a young age with polio and so turned to his studies, left Jicotea's fields for a career in the railroad business, which took him farther east to Cabaiguán. Here, he met his wife and raised a family that included Mr. Rubio's mother, Oriales Garcia.</w:t>
+        <w:t xml:space="preserve">  The revolution itself has left many Cubans, including our relatives here, fed up with promises of change. They long ago tired of sacrificing for an ideal tomorrow; when we finally got together, three days after Fidel's announcement, Miriam's stepbrothers and sisters told me their main concerns are getting enough to eat, getting shoes for their children and getting to work on time each day.</w:t>
         <w:br/>
-        <w:t xml:space="preserve">  A few streets away from Cabaiguán's leafy promenade, a donkey pulled a wagon of preschoolers past the tobacco mill where Mr. Rubio's grandfather, further hobbled by a bus accident and let go by his railroad company, read newspapers and novels to entertain cigar rollers, becoming the ''skillful storyteller'' who became the skillful politician's hero.</w:t>
+        <w:t xml:space="preserve">  Cuba's leaders also fear sudden change because it would undermine the official legend of a triumphant socialist revolution. As the 50th anniversary of Fidel Castro's Jan. 1, 1959, victory approaches, Cubans cannot escape the past. Film clips of Fidel fighting in the Sierra alongside Che Guevara are on TV every day. The 62-foot wooden pleasure boat ''Granma'' with which Castro and 81 insurgents launched their uprising in 1956 remains on display under glass in the center of Havana, a revolutionary Ark of the Covenant. </w:t>
         <w:br/>
-        <w:t xml:space="preserve">  José Lopez Diaz, 81, who lives across the street from the splintered mill, remembered Mr. Garcia reading to workers. Mr. Diaz scratched a sunken chest with hands liver-spotted to the color of tobacco leaves and expressed astonishment at the ''storybook'' quality of the possibility that a grandson of a fellow millworker could become president of the United States.</w:t>
+        <w:t xml:space="preserve">  Of course, Fidel Castro has led the resistance to change, grasping power for so long that he has gone from fierce young rebel to doddering old man before the eyes of the world. Mostly bedridden for the last 19 months, he has stubbornly refused to step aside until now. But even a Maximum Leader cannot fend off time forever, or do anything to stop the impending loss of his friend and economic crutch, Hugo Chavez, the Venezuelan leftist whose electorate has insisted that he abide by the country's term limits. </w:t>
         <w:br/>
-        <w:t xml:space="preserve">  The problem, interjected his son, José Filipe Lopez Oramas, 53, was that the storybook had an unhappy ending because Mr. Rubio opposed the lifting of an embargo that had made their lives miserable.</w:t>
+        <w:t xml:space="preserve">  There is growing evidence that Mr. Castro's brother Raul has grown impatient with his role as place holder and has been agitating for a permanent transfer of power. Although Raul is considered the weaker of the two men, he has stood up to his older brother before. During Fidel's first trip to the United States in 1959, Raul met him in a Houston hotel and told him to stop touring like a rock star and get back to serious business in Havana. Fidel returned shortly and adopted a decidedly tougher stance toward the United States. </w:t>
         <w:br/>
-        <w:t xml:space="preserve">  In 1940, Mr. Rubio's grandparents left Cabaiguán, taking his mother and other siblings to join some of her older sisters in Havana. The family moved into a housing project, and Mr. Rubio's mother eventually found a job as a cashier at a low-cost wholesaler known as Casa de los Tres Kilos.</w:t>
+        <w:t xml:space="preserve">  As head of the armed forces since 1959, Raul Castro has kept the army one of the few functional institutions in Cuba. His reputation today as an efficient manager is as strong as his revolutionary reputation was as an efficient executioner. </w:t>
         <w:br/>
-        <w:t xml:space="preserve">  The store is still there, though with a different name. Around the corner, in the back of a ramshackle building with potted malanga plants, Antonio Freijo, 95, recalled his crush on the checkout girl (''very elegant, chestnut hair''). He was astonished to learn that the girl he remembers could become the mother of an American president.</w:t>
+        <w:t xml:space="preserve">  Whatever form a new Cuban regime takes -- Raul as president with younger, post-revolutionary officials arrayed as vice presidents or some surprise variation -- Fidel's presence will continue to be felt, even if, as he has promised, he becomes a simple ''soldier of ideas,'' dedicated to thinking and writing. </w:t>
         <w:br/>
-        <w:t xml:space="preserve">  ''If not the president,'' he said, ''at least a mayor!''</w:t>
+        <w:t xml:space="preserve">  Sitting at an old Havana cafe, a friend put it to me this way: Fidel is like a huge Airbus that leaves so much turbulence in its wake that other aircraft cannot take off or land behind it until the air clears. Even in his absence from power, Fidel will shape the actions of whoever comes after him.  </w:t>
         <w:br/>
-        <w:t xml:space="preserve">  Mr. Rubio's mother met her husband, Mario Rubio, in the shop. He was the store's security guard. Poor and sleeping in the adjacent warehouse, the father of the future senator grew up on Tenerife Street in the working-class Havana neighborhood of Cerro, where his parents made a living delivering food to the workers in a nearby tobacco factory.</w:t>
+        <w:t xml:space="preserve">  When Luiz Inacio Lula da Silva, the Brazilian president, heard about Mr. Castro's effective resignation he said: ''Fidel is already a myth.'' Alejandro Rodriguez, a columnist for the newspaper    Juventud Rebelde (''Rebel Youth,'' another name from revolutionary mythology) wrote last week that ''Fidel is Cuba, because Juan, Pedro, Chico and Mariana are Fidel.'' </w:t>
         <w:br/>
-        <w:t xml:space="preserve">  Today, the factory is an abandoned shell except for a few families squatting in the attic. The street is filled with fruit vendors, Santeria worshipers dressed in white and children playing under run-down pastel buildings and a canopy of telephone wires. The street's oldest inhabitants vaguely remember a Rubio family that once lived there. Others just had opinions about its scion.</w:t>
+        <w:t xml:space="preserve">  No one would have expected our children, Aahren, Andres and Laura Felice, to feel like part of Cuba or Fidel as they gingerly set foot in their mother's homeland for the first time. They delighted in the beauty of the seacoast and the countryside, but grew upset as beggars and pimps tailed them in old Havana. The three peppered Miriam with questions, asking without fully realizing what they were saying, ''What was it like when you were Cuban?'' After bringing flowers to the tomb of the grandfather they never knew, squeezing into the sliver of a house where Miriam once lived, and peeking into the worn-out school that she had once attended, they simply fell silent. </w:t>
         <w:br/>
-        <w:t xml:space="preserve">  ''With where we are at right now in the diplomatic discussions,'' Mr. Montiel, who lives on Tenerife Street, said, ''Rubio is the one who is living in the last century.''</w:t>
+        <w:t xml:space="preserve">  When they finally got to meet their Cuban family, an expected initial awkwardness soon gave way to discoveries of points of concurrence: the boredom of school, the frustration of seeking a first job, planning for the future.</w:t>
         <w:br/>
-        <w:t xml:space="preserve">  Mr. Rubio said that he believed that many people in Cuba were scared to utter anything other than the party line, and that such anger was to be expected in a country dominated by government-controlled media.</w:t>
+        <w:t xml:space="preserve">  But that is where the reality of our two worlds imposed itself. Aahren, our oldest son, had just become a lawyer; his cousin Aidan and a friend had just figured out a way to grind up pork into ham that they smoke for 12 hours in a makeshift hothouse in the yard. Aahren is planning a full life ahead; Aidan dreams of taking to the sea.</w:t>
         <w:br/>
-        <w:t xml:space="preserve">  ''They don't have any access to alternative methods of communication; they don't get my press releases,'' he said. ''It's not a coincidence that every single person has the same opinion?''</w:t>
+        <w:t xml:space="preserve">  ''Cubans today are not like the Cubans of the 1950s,'' Aidan said. He thinks that 50 years of worrying about getting enough to eat has beaten the heart out of them. Inside their refrigerator were the eight eggs per month they are rationed, and little else.</w:t>
         <w:br/>
-        <w:t xml:space="preserve">  The uniformity of opinion that Mr. Rubio accurately describes may owe something to Granma, an eight-page state-controlled tabloid that is the country's leading paper. Mr. Montiel, for instance, gestured at the newspaper spread open on his lap and said, ''I'm informed.'' He then pointed to an article linking the C.I.A. to a notorious Cuban-American extremist suspected of blowing up a Cuban airplane filled with passengers in 1976. ''Bad, bad, bad,'' he said.</w:t>
+        <w:t xml:space="preserve">  Given time it might be possible to bridge the gap between their dreams. But for that to happen, there will have to be change. </w:t>
         <w:br/>
-        <w:t xml:space="preserve">  Granma is named after the small yacht that Fidel Castro and other revolutionaries took back to Cuba in 1956, the same year that Mr. Rubio's family left for the United States. The boat itself was named in honor of someone's grandma. </w:t>
+        <w:t xml:space="preserve">  Their 81-year-old Cuban grandmother is ill now, and if she does not survive, our children will not be able to go back to Cuba unless American laws change; they do not now permit visits to see uncles and cousins.</w:t>
         <w:br/>
-        <w:t xml:space="preserve">  A wall-size mural of the ship floating upon jungle treetops adorns the paper's lobby near Revolutionary Square in Havana.</w:t>
+        <w:t xml:space="preserve">  Miriam, close to tears, told me she would never go back because too much has already changed. </w:t>
         <w:br/>
-        <w:t xml:space="preserve">  Upstairs, Delfín Xiques, who runs the paper's archives, showed off prized photo negatives of Che Guevara and a wall of wooden card catalogs containing all their photo negatives. Asked if there was a file for Mr. Rubio, Mr. Xiques shook his head. He said the paper was only now beginning to pay attention to him, though not too much attention.</w:t>
-        <w:br/>
-        <w:t xml:space="preserve">  ''We don't like to cover him a lot,'' said Mr. Xiques, suggesting it did not make much sense to print the ''propaganda'' of the anti-Castro senator. ''It's his own stupidity we would be publishing.''</w:t>
-        <w:br/>
-        <w:t xml:space="preserve">  Follow The New York Times Politics and Washington on Facebook and Twitter, and sign up for the First Draft politics newsletter.</w:t>
+        <w:t xml:space="preserve">  Of course, there will shortly be new presidents in both Cuba and the United States. If that changes things, that would be big news, and I will be back. </w:t>
         <w:br/>
         <w:br/>
-        <w:t>http://www.nytimes.com/2015/07/06/us/politics/little-affinity-for-marco-rubio-in-cuba-despite-family-roots.html</w:t>
+        <w:t>http://www.nytimes.com</w:t>
+        <w:br/>
+        <w:t>Correction</w:t>
+        <w:br/>
+        <w:br/>
+        <w:br/>
+        <w:t>An article last Sunday about Cubans' reactions to the departure of Fidel Castro as president misspelled the hometown of a retired Army officer named Miguel whose opinion was cited. The town is Alamar, not Altamar.</w:t>
+        <w:br/>
+        <w:t>Correction-Date: March 2, 2008</w:t>
         <w:br/>
         <w:br/>
         <w:t>Graphic</w:t>
@@ -128,9 +132,9 @@
         <w:br/>
         <w:t xml:space="preserve"> </w:t>
         <w:br/>
-        <w:t>PHOTOS: Top, Tenerife Street in the working-class Havana neighborhood of Cerro, where Senator Marco Rubio's father, Mario, grew up. Left, Mario and Oriales Rubio, center, on their wedding day in Havana in 1949, in a photograph provided by Senator Rubio. Right, Marco Rubio was joined by his parents and other family members when he signed documents to become a Senate candidate in 2010. (PHOTOGRAPHS BY LISETTE POOLE FOR THE NEW YORK TIMES</w:t>
+        <w:t>PHOTOS: NEVER FAR AWAY: A schoolgirl in Havana last Wednesday, the day after Fidel Castro announced he would be stepping down as president. (PHOTOGRAPH BY REUTERS) (pg.WK1)</w:t>
         <w:br/>
-        <w:t xml:space="preserve"> JOE RAEDLE/GETTY IMAGES) (A12)</w:t>
+        <w:t xml:space="preserve"> A NATION'S PHOTO ALBUM: The prospect of life without Fidel Castro is unsettling to many Cubans, who are wary of drastic change.  (PHOTOGRAPH BY ENRIQUE DE LA OSA/REUTERS) (pg.WK8)</w:t>
       </w:r>
     </w:p>
     <w:sectPr>
